--- a/docassemble/MATCSeparationAgreement/data/templates/a_divorce_agreement.docx
+++ b/docassemble/MATCSeparationAgreement/data/templates/a_divorce_agreement.docx
@@ -4781,7 +4781,7 @@
           <w:sz w:val="24"/>
           <w:szCs w:val="24"/>
         </w:rPr>
-        <w:t>{%p if health_insurance_custom_terms_adult %}</w:t>
+        <w:t>{%p if health_insurance_custom_terms_adult and health_insurance_custom_description_adult %}</w:t>
       </w:r>
     </w:p>
     <w:p>

--- a/docassemble/MATCSeparationAgreement/data/templates/a_divorce_agreement.docx
+++ b/docassemble/MATCSeparationAgreement/data/templates/a_divorce_agreement.docx
@@ -9432,6 +9432,120 @@
           <w:sz w:val="24"/>
           <w:szCs w:val="24"/>
         </w:rPr>
+        <w:t>{%p if education_cost_umass_third %}</w:t>
+      </w:r>
+    </w:p>
+    <w:p>
+      <w:pPr>
+        <w:spacing w:after="0" w:line="276" w:lineRule="auto"/>
+        <w:jc w:val="both"/>
+        <w:rPr>
+          <w:rFonts w:ascii="Times New Roman" w:hAnsi="Times New Roman" w:cs="Times New Roman"/>
+          <w:sz w:val="24"/>
+          <w:szCs w:val="24"/>
+        </w:rPr>
+      </w:pPr>
+      <w:r>
+        <w:rPr>
+          <w:rFonts w:ascii="Times New Roman" w:hAnsi="Times New Roman" w:cs="Times New Roman"/>
+          <w:sz w:val="24"/>
+          <w:szCs w:val="24"/>
+        </w:rPr>
+        <w:t>The parties agree that if their child(ren) attend college or trade school after high school, each party shall pay one-third (1/3) of the then cost of attending the University of Massachusetts Amherst as an in-state undergraduate, meaning its mandatory fees, tuition, housing, meal plan, and books.</w:t>
+      </w:r>
+    </w:p>
+    <w:p>
+      <w:pPr>
+        <w:spacing w:after="0" w:line="276" w:lineRule="auto"/>
+        <w:jc w:val="both"/>
+        <w:rPr>
+          <w:rFonts w:ascii="Times New Roman" w:hAnsi="Times New Roman" w:cs="Times New Roman"/>
+          <w:sz w:val="24"/>
+          <w:szCs w:val="24"/>
+        </w:rPr>
+      </w:pPr>
+      <w:r>
+        <w:rPr>
+          <w:rFonts w:ascii="Times New Roman" w:hAnsi="Times New Roman" w:cs="Times New Roman"/>
+          <w:sz w:val="24"/>
+          <w:szCs w:val="24"/>
+        </w:rPr>
+        <w:t>{%p endif %}</w:t>
+      </w:r>
+    </w:p>
+    <w:p>
+      <w:pPr>
+        <w:spacing w:after="0" w:line="276" w:lineRule="auto"/>
+        <w:jc w:val="both"/>
+        <w:rPr>
+          <w:rFonts w:ascii="Times New Roman" w:hAnsi="Times New Roman" w:cs="Times New Roman"/>
+          <w:sz w:val="24"/>
+          <w:szCs w:val="24"/>
+        </w:rPr>
+      </w:pPr>
+      <w:r>
+        <w:rPr>
+          <w:rFonts w:ascii="Times New Roman" w:hAnsi="Times New Roman" w:cs="Times New Roman"/>
+          <w:sz w:val="24"/>
+          <w:szCs w:val="24"/>
+        </w:rPr>
+        <w:t>{%p if education_cost_even %}</w:t>
+      </w:r>
+    </w:p>
+    <w:p>
+      <w:pPr>
+        <w:spacing w:after="0" w:line="276" w:lineRule="auto"/>
+        <w:jc w:val="both"/>
+        <w:rPr>
+          <w:rFonts w:ascii="Times New Roman" w:hAnsi="Times New Roman" w:cs="Times New Roman"/>
+          <w:sz w:val="24"/>
+          <w:szCs w:val="24"/>
+        </w:rPr>
+      </w:pPr>
+      <w:r>
+        <w:rPr>
+          <w:rFonts w:ascii="Times New Roman" w:hAnsi="Times New Roman" w:cs="Times New Roman"/>
+          <w:sz w:val="24"/>
+          <w:szCs w:val="24"/>
+        </w:rPr>
+        <w:t>The parties agree that if their child(ren) attend college or trade school after high school, each party shall pay one-half (1/2) of the cost.</w:t>
+      </w:r>
+    </w:p>
+    <w:p>
+      <w:pPr>
+        <w:spacing w:after="0" w:line="276" w:lineRule="auto"/>
+        <w:jc w:val="both"/>
+        <w:rPr>
+          <w:rFonts w:ascii="Times New Roman" w:hAnsi="Times New Roman" w:cs="Times New Roman"/>
+          <w:sz w:val="24"/>
+          <w:szCs w:val="24"/>
+        </w:rPr>
+      </w:pPr>
+      <w:r>
+        <w:rPr>
+          <w:rFonts w:ascii="Times New Roman" w:hAnsi="Times New Roman" w:cs="Times New Roman"/>
+          <w:sz w:val="24"/>
+          <w:szCs w:val="24"/>
+        </w:rPr>
+        <w:t>{%p endif %}</w:t>
+      </w:r>
+    </w:p>
+    <w:p>
+      <w:pPr>
+        <w:spacing w:after="0" w:line="276" w:lineRule="auto"/>
+        <w:jc w:val="both"/>
+        <w:rPr>
+          <w:rFonts w:ascii="Times New Roman" w:hAnsi="Times New Roman" w:cs="Times New Roman"/>
+          <w:sz w:val="24"/>
+          <w:szCs w:val="24"/>
+        </w:rPr>
+      </w:pPr>
+      <w:r>
+        <w:rPr>
+          <w:rFonts w:ascii="Times New Roman" w:hAnsi="Times New Roman" w:cs="Times New Roman"/>
+          <w:sz w:val="24"/>
+          <w:szCs w:val="24"/>
+        </w:rPr>
         <w:t>{%p if education_cost_based_on_ability %}</w:t>
       </w:r>
     </w:p>
@@ -9521,7 +9635,7 @@
           <w:sz w:val="24"/>
           <w:szCs w:val="24"/>
         </w:rPr>
-        <w:t xml:space="preserve">The parties agree to divide the cost of college and trade school post high school as follows:  </w:t>
+        <w:t xml:space="preserve">{% if education_cost_other %}The parties agree to divide the cost of college and trade school post high school as follows:{% else %}The parties further agree that:{% endif %}  </w:t>
       </w:r>
     </w:p>
     <w:p>

--- a/docassemble/MATCSeparationAgreement/data/templates/a_divorce_agreement.docx
+++ b/docassemble/MATCSeparationAgreement/data/templates/a_divorce_agreement.docx
@@ -8053,8 +8053,23 @@
           <w:sz w:val="24"/>
           <w:szCs w:val="24"/>
         </w:rPr>
-        <w:t xml:space="preserve">The parties agree that </w:t>
-      </w:r>
+        <w:t xml:space="preserve">The parties agree to the following parenting time schedule for the minor child(ren):  </w:t>
+      </w:r>
+      <w:proofErr w:type="gramStart"/>
+      <w:proofErr w:type="gramEnd"/>
+      <w:proofErr w:type="gramStart"/>
+      <w:proofErr w:type="gramEnd"/>
+    </w:p>
+    <w:p>
+      <w:pPr>
+        <w:spacing w:after="0" w:line="276" w:lineRule="auto"/>
+        <w:jc w:val="both"/>
+        <w:rPr>
+          <w:rFonts w:ascii="Times New Roman" w:hAnsi="Times New Roman" w:cs="Times New Roman"/>
+          <w:sz w:val="24"/>
+          <w:szCs w:val="24"/>
+        </w:rPr>
+      </w:pPr>
       <w:proofErr w:type="gramStart"/>
       <w:r>
         <w:rPr>
@@ -8080,61 +8095,6 @@
           <w:sz w:val="24"/>
           <w:szCs w:val="24"/>
         </w:rPr>
-        <w:t>recipient }</w:t>
-      </w:r>
-      <w:proofErr w:type="gramEnd"/>
-      <w:r>
-        <w:rPr>
-          <w:rFonts w:ascii="Times New Roman" w:hAnsi="Times New Roman" w:cs="Times New Roman"/>
-          <w:sz w:val="24"/>
-          <w:szCs w:val="24"/>
-        </w:rPr>
-        <w:t xml:space="preserve">} </w:t>
-      </w:r>
-      <w:r>
-        <w:rPr>
-          <w:rFonts w:ascii="Times New Roman" w:hAnsi="Times New Roman" w:cs="Times New Roman"/>
-          <w:sz w:val="24"/>
-          <w:szCs w:val="24"/>
-        </w:rPr>
-        <w:t xml:space="preserve">shall have the following parenting time with the minor child(ren):  </w:t>
-      </w:r>
-    </w:p>
-    <w:p>
-      <w:pPr>
-        <w:spacing w:after="0" w:line="276" w:lineRule="auto"/>
-        <w:jc w:val="both"/>
-        <w:rPr>
-          <w:rFonts w:ascii="Times New Roman" w:hAnsi="Times New Roman" w:cs="Times New Roman"/>
-          <w:sz w:val="24"/>
-          <w:szCs w:val="24"/>
-        </w:rPr>
-      </w:pPr>
-      <w:proofErr w:type="gramStart"/>
-      <w:r>
-        <w:rPr>
-          <w:rFonts w:ascii="Times New Roman" w:hAnsi="Times New Roman" w:cs="Times New Roman"/>
-          <w:sz w:val="24"/>
-          <w:szCs w:val="24"/>
-        </w:rPr>
-        <w:t>{{ parenting</w:t>
-      </w:r>
-      <w:proofErr w:type="gramEnd"/>
-      <w:r>
-        <w:rPr>
-          <w:rFonts w:ascii="Times New Roman" w:hAnsi="Times New Roman" w:cs="Times New Roman"/>
-          <w:sz w:val="24"/>
-          <w:szCs w:val="24"/>
-        </w:rPr>
-        <w:t>_time_</w:t>
-      </w:r>
-      <w:proofErr w:type="gramStart"/>
-      <w:r>
-        <w:rPr>
-          <w:rFonts w:ascii="Times New Roman" w:hAnsi="Times New Roman" w:cs="Times New Roman"/>
-          <w:sz w:val="24"/>
-          <w:szCs w:val="24"/>
-        </w:rPr>
         <w:t>description }</w:t>
       </w:r>
       <w:proofErr w:type="gramEnd"/>
@@ -8146,6 +8106,52 @@
         </w:rPr>
         <w:t>}</w:t>
       </w:r>
+    </w:p>
+    <w:p>
+      <w:pPr>
+        <w:spacing w:after="0" w:line="276" w:lineRule="auto"/>
+        <w:jc w:val="both"/>
+        <w:rPr>
+          <w:rFonts w:ascii="Times New Roman" w:hAnsi="Times New Roman" w:cs="Times New Roman"/>
+          <w:sz w:val="24"/>
+          <w:szCs w:val="24"/>
+        </w:rPr>
+      </w:pPr>
+      <w:proofErr w:type="gramStart"/>
+      <w:r>
+        <w:rPr>
+          <w:rFonts w:ascii="Times New Roman" w:hAnsi="Times New Roman" w:cs="Times New Roman"/>
+          <w:sz w:val="24"/>
+          <w:szCs w:val="24"/>
+        </w:rPr>
+        <w:t xml:space="preserve">If the parties cannot agree on parenting time, the following schedule shall apply:  </w:t>
+      </w:r>
+      <w:proofErr w:type="gramEnd"/>
+      <w:proofErr w:type="gramStart"/>
+      <w:proofErr w:type="gramEnd"/>
+    </w:p>
+    <w:p>
+      <w:pPr>
+        <w:spacing w:after="0" w:line="276" w:lineRule="auto"/>
+        <w:jc w:val="both"/>
+        <w:rPr>
+          <w:rFonts w:ascii="Times New Roman" w:hAnsi="Times New Roman" w:cs="Times New Roman"/>
+          <w:sz w:val="24"/>
+          <w:szCs w:val="24"/>
+        </w:rPr>
+      </w:pPr>
+      <w:proofErr w:type="gramStart"/>
+      <w:r>
+        <w:rPr>
+          <w:rFonts w:ascii="Times New Roman" w:hAnsi="Times New Roman" w:cs="Times New Roman"/>
+          <w:sz w:val="24"/>
+          <w:szCs w:val="24"/>
+        </w:rPr>
+        <w:t>{{ parenting_time_fallback }}</w:t>
+      </w:r>
+      <w:proofErr w:type="gramEnd"/>
+      <w:proofErr w:type="gramStart"/>
+      <w:proofErr w:type="gramEnd"/>
     </w:p>
     <w:p>
       <w:pPr>

--- a/docassemble/MATCSeparationAgreement/data/templates/a_divorce_agreement.docx
+++ b/docassemble/MATCSeparationAgreement/data/templates/a_divorce_agreement.docx
@@ -8362,6 +8362,120 @@
           <w:sz w:val="24"/>
           <w:szCs w:val="24"/>
         </w:rPr>
+        <w:t>{%p if not sa_support_children %}</w:t>
+      </w:r>
+    </w:p>
+    <w:p>
+      <w:pPr>
+        <w:spacing w:after="0" w:line="276" w:lineRule="auto"/>
+        <w:jc w:val="both"/>
+        <w:rPr>
+          <w:rFonts w:ascii="Times New Roman" w:hAnsi="Times New Roman" w:cs="Times New Roman"/>
+          <w:sz w:val="24"/>
+          <w:szCs w:val="24"/>
+        </w:rPr>
+      </w:pPr>
+      <w:r>
+        <w:rPr>
+          <w:rFonts w:ascii="Times New Roman" w:hAnsi="Times New Roman" w:cs="Times New Roman"/>
+          <w:sz w:val="24"/>
+          <w:szCs w:val="24"/>
+        </w:rPr>
+        <w:t>No child support is payable under this Agreement because no child of the parties is eligible for support under G. L. c. 208, § 28.</w:t>
+      </w:r>
+    </w:p>
+    <w:p>
+      <w:pPr>
+        <w:spacing w:after="0" w:line="276" w:lineRule="auto"/>
+        <w:jc w:val="both"/>
+        <w:rPr>
+          <w:rFonts w:ascii="Times New Roman" w:hAnsi="Times New Roman" w:cs="Times New Roman"/>
+          <w:sz w:val="24"/>
+          <w:szCs w:val="24"/>
+        </w:rPr>
+      </w:pPr>
+      <w:r>
+        <w:rPr>
+          <w:rFonts w:ascii="Times New Roman" w:hAnsi="Times New Roman" w:cs="Times New Roman"/>
+          <w:sz w:val="24"/>
+          <w:szCs w:val="24"/>
+        </w:rPr>
+        <w:t>{%p endif %}</w:t>
+      </w:r>
+    </w:p>
+    <w:p>
+      <w:pPr>
+        <w:spacing w:after="0" w:line="276" w:lineRule="auto"/>
+        <w:jc w:val="both"/>
+        <w:rPr>
+          <w:rFonts w:ascii="Times New Roman" w:hAnsi="Times New Roman" w:cs="Times New Roman"/>
+          <w:sz w:val="24"/>
+          <w:szCs w:val="24"/>
+        </w:rPr>
+      </w:pPr>
+      <w:r>
+        <w:rPr>
+          <w:rFonts w:ascii="Times New Roman" w:hAnsi="Times New Roman" w:cs="Times New Roman"/>
+          <w:sz w:val="24"/>
+          <w:szCs w:val="24"/>
+        </w:rPr>
+        <w:t>{%p if sa_support_children and sa_no_support_children %}</w:t>
+      </w:r>
+    </w:p>
+    <w:p>
+      <w:pPr>
+        <w:spacing w:after="0" w:line="276" w:lineRule="auto"/>
+        <w:jc w:val="both"/>
+        <w:rPr>
+          <w:rFonts w:ascii="Times New Roman" w:hAnsi="Times New Roman" w:cs="Times New Roman"/>
+          <w:sz w:val="24"/>
+          <w:szCs w:val="24"/>
+        </w:rPr>
+      </w:pPr>
+      <w:r>
+        <w:rPr>
+          <w:rFonts w:ascii="Times New Roman" w:hAnsi="Times New Roman" w:cs="Times New Roman"/>
+          <w:sz w:val="24"/>
+          <w:szCs w:val="24"/>
+        </w:rPr>
+        <w:t>Child support under this Exhibit is for {{ comma_and_list(sa_support_children) }}. No child support is payable for {{ comma_and_list(sa_no_support_children) }}, {% if sa_no_support_children | length &gt; 1 %}who are{% else %}who is{% endif %} not eligible for support under G. L. c. 208, § 28.</w:t>
+      </w:r>
+    </w:p>
+    <w:p>
+      <w:pPr>
+        <w:spacing w:after="0" w:line="276" w:lineRule="auto"/>
+        <w:jc w:val="both"/>
+        <w:rPr>
+          <w:rFonts w:ascii="Times New Roman" w:hAnsi="Times New Roman" w:cs="Times New Roman"/>
+          <w:sz w:val="24"/>
+          <w:szCs w:val="24"/>
+        </w:rPr>
+      </w:pPr>
+      <w:r>
+        <w:rPr>
+          <w:rFonts w:ascii="Times New Roman" w:hAnsi="Times New Roman" w:cs="Times New Roman"/>
+          <w:sz w:val="24"/>
+          <w:szCs w:val="24"/>
+        </w:rPr>
+        <w:t>{%p endif %}</w:t>
+      </w:r>
+    </w:p>
+    <w:p>
+      <w:pPr>
+        <w:spacing w:after="0" w:line="276" w:lineRule="auto"/>
+        <w:jc w:val="both"/>
+        <w:rPr>
+          <w:rFonts w:ascii="Times New Roman" w:hAnsi="Times New Roman" w:cs="Times New Roman"/>
+          <w:sz w:val="24"/>
+          <w:szCs w:val="24"/>
+        </w:rPr>
+      </w:pPr>
+      <w:r>
+        <w:rPr>
+          <w:rFonts w:ascii="Times New Roman" w:hAnsi="Times New Roman" w:cs="Times New Roman"/>
+          <w:sz w:val="24"/>
+          <w:szCs w:val="24"/>
+        </w:rPr>
         <w:t>{%p if child_support_wage_assignment %}</w:t>
       </w:r>
     </w:p>
@@ -8966,125 +9080,18 @@
           <w:sz w:val="24"/>
           <w:szCs w:val="24"/>
         </w:rPr>
-        <w:t xml:space="preserve">The obligation to pay current child support ends on the 21st birthday of </w:t>
-      </w:r>
-      <w:proofErr w:type="gramStart"/>
-      <w:r>
-        <w:rPr>
-          <w:rFonts w:ascii="Times New Roman" w:hAnsi="Times New Roman" w:cs="Times New Roman"/>
-          <w:color w:val="000000" w:themeColor="text1"/>
-          <w:sz w:val="24"/>
-          <w:szCs w:val="24"/>
-        </w:rPr>
-        <w:t xml:space="preserve">the </w:t>
-      </w:r>
-      <w:r>
-        <w:rPr>
-          <w:rFonts w:ascii="Times New Roman" w:hAnsi="Times New Roman" w:cs="Times New Roman"/>
-          <w:sz w:val="24"/>
-          <w:szCs w:val="24"/>
-        </w:rPr>
-        <w:t>{%</w:t>
-      </w:r>
-      <w:proofErr w:type="gramEnd"/>
-      <w:r>
-        <w:rPr>
-          <w:rFonts w:ascii="Times New Roman" w:hAnsi="Times New Roman" w:cs="Times New Roman"/>
-          <w:sz w:val="24"/>
-          <w:szCs w:val="24"/>
-        </w:rPr>
-        <w:t xml:space="preserve"> if child_support_applies_to == "child" </w:t>
-      </w:r>
-      <w:proofErr w:type="gramStart"/>
-      <w:r>
-        <w:rPr>
-          <w:rFonts w:ascii="Times New Roman" w:hAnsi="Times New Roman" w:cs="Times New Roman"/>
-          <w:sz w:val="24"/>
-          <w:szCs w:val="24"/>
-        </w:rPr>
-        <w:t>%}child</w:t>
-      </w:r>
-      <w:proofErr w:type="gramEnd"/>
-      <w:r>
-        <w:rPr>
-          <w:rFonts w:ascii="Times New Roman" w:hAnsi="Times New Roman" w:cs="Times New Roman"/>
-          <w:sz w:val="24"/>
-          <w:szCs w:val="24"/>
-        </w:rPr>
-        <w:t xml:space="preserve">{% else </w:t>
-      </w:r>
-      <w:proofErr w:type="gramStart"/>
-      <w:r>
-        <w:rPr>
-          <w:rFonts w:ascii="Times New Roman" w:hAnsi="Times New Roman" w:cs="Times New Roman"/>
-          <w:sz w:val="24"/>
-          <w:szCs w:val="24"/>
-        </w:rPr>
-        <w:t>%}youngest</w:t>
-      </w:r>
-      <w:proofErr w:type="gramEnd"/>
-      <w:r>
-        <w:rPr>
-          <w:rFonts w:ascii="Times New Roman" w:hAnsi="Times New Roman" w:cs="Times New Roman"/>
-          <w:sz w:val="24"/>
-          <w:szCs w:val="24"/>
-        </w:rPr>
-        <w:t xml:space="preserve"> </w:t>
-      </w:r>
-      <w:proofErr w:type="gramStart"/>
-      <w:r>
-        <w:rPr>
-          <w:rFonts w:ascii="Times New Roman" w:hAnsi="Times New Roman" w:cs="Times New Roman"/>
-          <w:sz w:val="24"/>
-          <w:szCs w:val="24"/>
-        </w:rPr>
-        <w:t>child{</w:t>
-      </w:r>
-      <w:proofErr w:type="gramEnd"/>
-      <w:r>
-        <w:rPr>
-          <w:rFonts w:ascii="Times New Roman" w:hAnsi="Times New Roman" w:cs="Times New Roman"/>
-          <w:sz w:val="24"/>
-          <w:szCs w:val="24"/>
-        </w:rPr>
-        <w:t xml:space="preserve">% </w:t>
-      </w:r>
-      <w:proofErr w:type="gramStart"/>
-      <w:r>
-        <w:rPr>
-          <w:rFonts w:ascii="Times New Roman" w:hAnsi="Times New Roman" w:cs="Times New Roman"/>
-          <w:sz w:val="24"/>
-          <w:szCs w:val="24"/>
-        </w:rPr>
-        <w:t>endif %}</w:t>
-      </w:r>
-      <w:proofErr w:type="gramEnd"/>
-      <w:r>
-        <w:rPr>
-          <w:rFonts w:ascii="Times New Roman" w:hAnsi="Times New Roman" w:cs="Times New Roman"/>
-          <w:color w:val="000000" w:themeColor="text1"/>
-          <w:sz w:val="24"/>
-          <w:szCs w:val="24"/>
-        </w:rPr>
-        <w:t>,</w:t>
-      </w:r>
-      <w:r>
-        <w:rPr>
-          <w:rFonts w:ascii="Times New Roman" w:hAnsi="Times New Roman" w:cs="Times New Roman"/>
-          <w:sz w:val="24"/>
-          <w:szCs w:val="24"/>
-        </w:rPr>
-        <w:t xml:space="preserve"> </w:t>
-      </w:r>
-      <w:r>
-        <w:rPr>
-          <w:rFonts w:ascii="Times New Roman" w:hAnsi="Times New Roman" w:cs="Times New Roman"/>
-          <w:color w:val="000000" w:themeColor="text1"/>
-          <w:sz w:val="24"/>
-          <w:szCs w:val="24"/>
-        </w:rPr>
-        <w:t>unless otherwise ordered by the Court.</w:t>
-      </w:r>
+        <w:t>The obligation to pay current child support ends on the 21st birthday of the {% if child_support_applies_to == "each child individually" %}child{% else %}youngest child{% endif %}, unless otherwise ordered by the Court.</w:t>
+      </w:r>
+      <w:proofErr w:type="gramStart"/>
+      <w:proofErr w:type="gramEnd"/>
+      <w:proofErr w:type="gramStart"/>
+      <w:proofErr w:type="gramEnd"/>
+      <w:proofErr w:type="gramStart"/>
+      <w:proofErr w:type="gramEnd"/>
+      <w:proofErr w:type="gramStart"/>
+      <w:proofErr w:type="gramEnd"/>
+      <w:proofErr w:type="gramStart"/>
+      <w:proofErr w:type="gramEnd"/>
     </w:p>
     <w:p>
       <w:pPr>

--- a/docassemble/MATCSeparationAgreement/data/templates/a_divorce_agreement.docx
+++ b/docassemble/MATCSeparationAgreement/data/templates/a_divorce_agreement.docx
@@ -814,6 +814,36 @@
           <w:szCs w:val="24"/>
         </w:rPr>
         <w:t>(name)</w:t>
+      </w:r>
+    </w:p>
+    <w:p>
+      <w:pPr>
+        <w:spacing w:after="0" w:line="276" w:lineRule="auto"/>
+        <w:rPr>
+          <w:rFonts w:ascii="Times New Roman" w:hAnsi="Times New Roman" w:cs="Times New Roman"/>
+          <w:b/>
+          <w:bCs/>
+          <w:sz w:val="24"/>
+          <w:szCs w:val="24"/>
+        </w:rPr>
+      </w:pPr>
+    </w:p>
+    <w:p>
+      <w:pPr>
+        <w:spacing w:after="0" w:line="276" w:lineRule="auto"/>
+        <w:rPr>
+          <w:rFonts w:ascii="Times New Roman" w:hAnsi="Times New Roman" w:cs="Times New Roman"/>
+          <w:sz w:val="24"/>
+          <w:szCs w:val="24"/>
+        </w:rPr>
+      </w:pPr>
+      <w:r>
+        <w:rPr>
+          <w:rFonts w:ascii="Times New Roman" w:hAnsi="Times New Roman" w:cs="Times New Roman"/>
+          <w:sz w:val="24"/>
+          <w:szCs w:val="24"/>
+        </w:rPr>
+        <w:t>{{ party_a.name.full() }} {% if party_a.has_attorney %}is represented by {{ party_a.sa_attorney_name }}, {{ party_a.sa_attorney_address }}{% else %}is not represented by counsel{% endif %}. {{ party_b.name.full() }} {% if party_b.has_attorney %}is represented by {{ party_b.sa_attorney_name }}, {{ party_b.sa_attorney_address }}{% else %}is not represented by counsel{% endif %}.</w:t>
       </w:r>
     </w:p>
     <w:p>
